--- a/L_9-10/Звіт 9-10 Ю. Мардинавка.docx
+++ b/L_9-10/Звіт 9-10 Ю. Мардинавка.docx
@@ -723,7 +723,6 @@
           <w:rFonts w:ascii="Times New Roman" w:hAnsi="Times New Roman" w:cs="Times New Roman"/>
           <w:sz w:val="28"/>
           <w:szCs w:val="28"/>
-          <w:highlight w:val="none"/>
         </w:rPr>
       </w:r>
     </w:p>
@@ -762,6 +761,7 @@
           <w:rFonts w:ascii="Times New Roman" w:hAnsi="Times New Roman" w:cs="Times New Roman"/>
           <w:sz w:val="28"/>
           <w:szCs w:val="28"/>
+          <w:highlight w:val="none"/>
         </w:rPr>
       </w:r>
     </w:p>
@@ -1126,8 +1126,11 @@
         <w:spacing/>
         <w:ind/>
         <w:rPr>
+          <w:rFonts w:ascii="Times New Roman" w:hAnsi="Times New Roman" w:cs="Times New Roman"/>
           <w:b/>
           <w:bCs/>
+          <w:sz w:val="28"/>
+          <w:szCs w:val="28"/>
         </w:rPr>
       </w:pPr>
       <w:r>
@@ -1142,27 +1145,78 @@
       </w:r>
       <w:r>
         <w:rPr>
+          <w:rFonts w:ascii="Times New Roman" w:hAnsi="Times New Roman" w:cs="Times New Roman"/>
           <w:b/>
           <w:bCs/>
+          <w:sz w:val="28"/>
+          <w:szCs w:val="28"/>
+          <w:lang w:val="en-US"/>
         </w:rPr>
+        <w:t xml:space="preserve"> </w:t>
       </w:r>
       <w:r>
         <w:rPr>
+          <w:rFonts w:ascii="Times New Roman" w:hAnsi="Times New Roman" w:cs="Times New Roman"/>
           <w:b/>
           <w:bCs/>
+          <w:sz w:val="28"/>
+          <w:szCs w:val="28"/>
+          <w:lang w:val="en-US"/>
         </w:rPr>
       </w:r>
-    </w:p>
-    <w:p>
-      <w:pPr>
-        <w:pBdr/>
-        <w:spacing/>
-        <w:ind/>
-        <w:rPr>
-          <w:b/>
-          <w:bCs/>
-        </w:rPr>
-      </w:pPr>
+      <w:hyperlink r:id="rId13" w:tooltip="https://github.com/Julian9229/cpp_lab/tree/main/L_9-10" w:history="1">
+        <w:r>
+          <w:rPr>
+            <w:rStyle w:val="899"/>
+            <w:rFonts w:ascii="Times New Roman" w:hAnsi="Times New Roman" w:cs="Times New Roman"/>
+            <w:b/>
+            <w:bCs/>
+            <w:sz w:val="28"/>
+            <w:szCs w:val="28"/>
+            <w:lang w:val="en-US"/>
+          </w:rPr>
+          <w:t xml:space="preserve">https://github.com/Julian9229/cpp_lab/tree/main/L_9-10</w:t>
+        </w:r>
+        <w:r>
+          <w:rPr>
+            <w:rStyle w:val="899"/>
+            <w:rFonts w:ascii="Times New Roman" w:hAnsi="Times New Roman" w:cs="Times New Roman"/>
+            <w:b/>
+            <w:bCs/>
+            <w:sz w:val="28"/>
+            <w:szCs w:val="28"/>
+            <w:lang w:val="en-US"/>
+          </w:rPr>
+        </w:r>
+        <w:r>
+          <w:rPr>
+            <w:rStyle w:val="899"/>
+            <w:b/>
+            <w:bCs/>
+          </w:rPr>
+        </w:r>
+        <w:r>
+          <w:rPr>
+            <w:rStyle w:val="899"/>
+            <w:rFonts w:ascii="Times New Roman" w:hAnsi="Times New Roman" w:cs="Times New Roman"/>
+            <w:b/>
+            <w:bCs/>
+            <w:sz w:val="28"/>
+            <w:szCs w:val="28"/>
+          </w:rPr>
+        </w:r>
+        <w:r>
+          <w:rPr>
+            <w:rStyle w:val="899"/>
+            <w:rFonts w:ascii="Times New Roman" w:hAnsi="Times New Roman" w:cs="Times New Roman"/>
+            <w:b/>
+            <w:bCs/>
+            <w:sz w:val="28"/>
+            <w:szCs w:val="28"/>
+          </w:rPr>
+          <w:br/>
+        </w:r>
+      </w:hyperlink>
       <w:r>
         <w:rPr>
           <w:rFonts w:ascii="Times New Roman" w:hAnsi="Times New Roman" w:cs="Times New Roman"/>
@@ -1171,7 +1225,9 @@
           <w:sz w:val="28"/>
           <w:szCs w:val="28"/>
         </w:rPr>
+        <w:t xml:space="preserve">Результати тестування для різних вхідних умов.</w:t>
       </w:r>
+      <w:r/>
       <w:r>
         <w:rPr>
           <w:rFonts w:ascii="Times New Roman" w:hAnsi="Times New Roman" w:cs="Times New Roman"/>
@@ -1179,20 +1235,6 @@
           <w:bCs/>
           <w:sz w:val="28"/>
           <w:szCs w:val="28"/>
-        </w:rPr>
-        <w:br/>
-        <w:t xml:space="preserve">Результати тестування для різних вхідних умов.</w:t>
-      </w:r>
-      <w:r>
-        <w:rPr>
-          <w:b/>
-          <w:bCs/>
-        </w:rPr>
-      </w:r>
-      <w:r>
-        <w:rPr>
-          <w:b/>
-          <w:bCs/>
         </w:rPr>
       </w:r>
     </w:p>
@@ -1248,7 +1290,7 @@
                         <pic:nvPr/>
                       </pic:nvPicPr>
                       <pic:blipFill rotWithShape="1">
-                        <a:blip r:embed="rId13"/>
+                        <a:blip r:embed="rId14"/>
                         <a:stretch/>
                       </pic:blipFill>
                       <pic:spPr bwMode="auto">
@@ -1288,23 +1330,13 @@
                 <o:lock v:ext="edit" aspectratio="t"/>
               </v:shapetype>
               <v:shape id="_x0000_i2" o:spid="_x0000_s2" type="#_x0000_t75" style="width:481.95pt;height:421.80pt;mso-wrap-distance-left:0.00pt;mso-wrap-distance-top:0.00pt;mso-wrap-distance-right:0.00pt;mso-wrap-distance-bottom:0.00pt;z-index:1;" stroked="false">
-                <v:imagedata r:id="rId13" o:title=""/>
+                <v:imagedata r:id="rId14" o:title=""/>
                 <o:lock v:ext="edit" rotation="t"/>
               </v:shape>
             </w:pict>
           </mc:Fallback>
         </mc:AlternateContent>
       </w:r>
-      <w:r>
-        <w:rPr>
-          <w:rFonts w:ascii="Times New Roman" w:hAnsi="Times New Roman" w:cs="Times New Roman"/>
-          <w:b/>
-          <w:bCs/>
-          <w:sz w:val="28"/>
-          <w:szCs w:val="28"/>
-        </w:rPr>
-      </w:r>
-      <w:r/>
       <w:r>
         <w:rPr>
           <w:rFonts w:ascii="Times New Roman" w:hAnsi="Times New Roman" w:cs="Times New Roman"/>
@@ -1347,7 +1379,6 @@
         <w:t xml:space="preserve">На прикладі ієрархії Filter, LowPassFilter і BandPassFilter я опрацював успадкування та віртуальні функції C++ у лабораторній роботі №9–10. У похідних класах перевизначив display() і getType() відповідно до типу фільтра.</w:t>
         <w:tab/>
       </w:r>
-      <w:r/>
       <w:r>
         <w:rPr>
           <w:rFonts w:ascii="Times New Roman" w:hAnsi="Times New Roman" w:cs="Times New Roman"/>
@@ -1355,7 +1386,6 @@
           <w:szCs w:val="28"/>
         </w:rPr>
       </w:r>
-      <w:r/>
       <w:r/>
     </w:p>
     <w:p>
@@ -1382,7 +1412,6 @@
         </w:rPr>
         <w:t xml:space="preserve">силання на Filter викликає перевизначений метод відповідного нащадка. Простежив, що конструктори виконуються від базового класу до похідного, а деструктори — у зворотній послідовності. Віртуальний деструктор забезпечує коректне знищення через базовий клас.</w:t>
       </w:r>
-      <w:r/>
       <w:r>
         <w:rPr>
           <w:rFonts w:ascii="Times New Roman" w:hAnsi="Times New Roman" w:cs="Times New Roman"/>
@@ -1391,7 +1420,6 @@
         </w:rPr>
       </w:r>
       <w:r/>
-      <w:r/>
     </w:p>
     <w:p>
       <w:pPr>
@@ -1409,7 +1437,6 @@
         </w:rPr>
         <w:t xml:space="preserve">Для зберігання характеристик застосував структуру filter_s_t, а для каталогу — vector. Додав перевірку значень полів, підрахунок кількості фільтрів і їхньої загальної вартості. Оголошення та реалізації класів розмістив в окремих файлах .h і .cpp.</w:t>
       </w:r>
-      <w:r/>
       <w:r>
         <w:rPr>
           <w:rFonts w:ascii="Times New Roman" w:hAnsi="Times New Roman" w:cs="Times New Roman"/>
@@ -1417,7 +1444,6 @@
           <w:szCs w:val="28"/>
         </w:rPr>
       </w:r>
-      <w:r/>
       <w:r/>
     </w:p>
     <w:sectPr>
